--- a/downloads/附件三_會議記錄及新光銀行A2定存財報存根.docx
+++ b/downloads/附件三_會議記錄及新光銀行A2定存財報存根.docx
@@ -4,76 +4,31 @@
   <w:body>
     <w:p>
       <w:pPr>
-        <w:spacing w:before="200" w:after="80"/>
+        <w:spacing w:before="0" w:after="40"/>
         <w:jc w:val="center"/>
       </w:pPr>
       <w:r>
         <w:rPr>
           <w:rFonts w:ascii="PingFang TC" w:hAnsi="PingFang TC"/>
           <w:b/>
-          <w:color w:val="A83212"/>
-          <w:sz w:val="32"/>
+          <w:color w:val="B8860B"/>
+          <w:sz w:val="26"/>
         </w:rPr>
-        <w:t>【附件三】富宇大地 115 年 5 月與 9 月例行會議記錄</w:t>
-        <w:br/>
-        <w:t>暨新光銀行 A2 大境定存專單財報存根證明書</w:t>
+        <w:t>【附件三】富宇大地例行會議紀錄及新光銀行 A2 定存財報存根證明</w:t>
       </w:r>
     </w:p>
     <w:p>
       <w:pPr>
-        <w:spacing w:before="40" w:after="280"/>
+        <w:spacing w:before="0" w:after="120"/>
         <w:jc w:val="center"/>
       </w:pPr>
       <w:r>
         <w:rPr>
           <w:rFonts w:ascii="PingFang TC" w:hAnsi="PingFang TC"/>
-          <w:b/>
-          <w:color w:val="DE5814"/>
-          <w:sz w:val="19"/>
+          <w:color w:val="8C8273"/>
+          <w:sz w:val="16"/>
         </w:rPr>
-        <w:t>證明新光銀行專戶白紙黑字立卷「A2 大境定存單 NT$ 220,231 元」與交屋管理基金 60,000 元之產權確權事實</w:t>
-      </w:r>
-    </w:p>
-    <w:p>
-      <w:r>
-        <w:rPr>
-          <w:rFonts w:ascii="PingFang TC" w:hAnsi="PingFang TC"/>
-          <w:b/>
-          <w:color w:val="A83212"/>
-          <w:sz w:val="21"/>
-        </w:rPr>
-        <w:t>一、115 年 5 月 6 日第一次例行會議記錄【議題四決議節錄】</w:t>
-      </w:r>
-    </w:p>
-    <w:p>
-      <w:pPr>
-        <w:spacing w:line="312" w:lineRule="auto"/>
-      </w:pPr>
-      <w:r>
-        <w:rPr>
-          <w:rFonts w:ascii="PingFang TC" w:hAnsi="PingFang TC"/>
-          <w:color w:val="2D3748"/>
-          <w:sz w:val="18"/>
-        </w:rPr>
-        <w:t>【議題四：關於政府提撥公共基金銀行定存事宜】</w:t>
-        <w:br/>
-        <w:t>決議文：「經出席委員一致決議，將台中市政府已核退入帳進社區帳戶的 4 區公共基金，依各區分別辦理定存……各區公共基金額度含所孳生利息分述如下，將兩筆費用分開定存。」</w:t>
-        <w:br/>
-        <w:t>證明要旨：管委會自始即肯認各區公共基金產權獨立，並依分區開立定存單，並非混同不可分之單一帳目。</w:t>
-      </w:r>
-    </w:p>
-    <w:p>
-      <w:pPr>
-        <w:spacing w:before="160"/>
-      </w:pPr>
-      <w:r>
-        <w:rPr>
-          <w:rFonts w:ascii="PingFang TC" w:hAnsi="PingFang TC"/>
-          <w:b/>
-          <w:color w:val="A83212"/>
-          <w:sz w:val="21"/>
-        </w:rPr>
-        <w:t>二、115 年 9 月 8 日例行會議記錄【新光銀行結餘與定存單確權清冊】</w:t>
+        <w:t>檢附 115 年 5 月例會議決與 9 月財務報告，佐證 A2 定存單專單保管事實</w:t>
       </w:r>
     </w:p>
     <w:tbl>
@@ -83,101 +38,87 @@
         <w:tblLook w:firstColumn="1" w:firstRow="1" w:lastColumn="0" w:lastRow="0" w:noHBand="0" w:noVBand="1" w:val="04A0"/>
       </w:tblPr>
       <w:tblGrid>
-        <w:gridCol w:w="2409"/>
-        <w:gridCol w:w="2409"/>
-        <w:gridCol w:w="2409"/>
-        <w:gridCol w:w="2409"/>
+        <w:gridCol w:w="3289"/>
+        <w:gridCol w:w="3289"/>
+        <w:gridCol w:w="3289"/>
       </w:tblGrid>
       <w:tr>
         <w:tc>
           <w:tcPr>
-            <w:tcW w:type="dxa" w:w="2409"/>
-            <w:shd w:fill="2D3748"/>
+            <w:tcW w:type="dxa" w:w="3289"/>
+            <w:shd w:fill="1A1D20"/>
             <w:tcMar>
-              <w:top w:w="100" w:type="dxa"/>
-              <w:bottom w:w="100" w:type="dxa"/>
-              <w:left w:w="100" w:type="dxa"/>
-              <w:right w:w="100" w:type="dxa"/>
+              <w:top w:w="40" w:type="dxa"/>
+              <w:bottom w:w="40" w:type="dxa"/>
+              <w:left w:w="60" w:type="dxa"/>
+              <w:right w:w="60" w:type="dxa"/>
             </w:tcMar>
           </w:tcPr>
           <w:p>
+            <w:pPr>
+              <w:spacing w:after="0"/>
+            </w:pPr>
             <w:r>
               <w:rPr>
                 <w:rFonts w:ascii="PingFang TC" w:hAnsi="PingFang TC"/>
                 <w:b/>
-                <w:color w:val="FFFFFF"/>
-                <w:sz w:val="17"/>
+                <w:color w:val="D4AF37"/>
+                <w:sz w:val="16"/>
               </w:rPr>
-              <w:t>定存專單名稱</w:t>
+              <w:t>定存專單項次</w:t>
             </w:r>
           </w:p>
         </w:tc>
         <w:tc>
           <w:tcPr>
-            <w:tcW w:type="dxa" w:w="2409"/>
-            <w:shd w:fill="2D3748"/>
+            <w:tcW w:type="dxa" w:w="3289"/>
+            <w:shd w:fill="1A1D20"/>
             <w:tcMar>
-              <w:top w:w="100" w:type="dxa"/>
-              <w:bottom w:w="100" w:type="dxa"/>
-              <w:left w:w="100" w:type="dxa"/>
-              <w:right w:w="100" w:type="dxa"/>
+              <w:top w:w="40" w:type="dxa"/>
+              <w:bottom w:w="40" w:type="dxa"/>
+              <w:left w:w="60" w:type="dxa"/>
+              <w:right w:w="60" w:type="dxa"/>
             </w:tcMar>
           </w:tcPr>
           <w:p>
+            <w:pPr>
+              <w:spacing w:after="0"/>
+              <w:jc w:val="right"/>
+            </w:pPr>
             <w:r>
               <w:rPr>
                 <w:rFonts w:ascii="PingFang TC" w:hAnsi="PingFang TC"/>
                 <w:b/>
-                <w:color w:val="FFFFFF"/>
-                <w:sz w:val="17"/>
+                <w:color w:val="D4AF37"/>
+                <w:sz w:val="16"/>
               </w:rPr>
-              <w:t>存單本金金額</w:t>
+              <w:t>專單存款抬頭與金額 (新台幣)</w:t>
             </w:r>
           </w:p>
         </w:tc>
         <w:tc>
           <w:tcPr>
-            <w:tcW w:type="dxa" w:w="2409"/>
-            <w:shd w:fill="2D3748"/>
+            <w:tcW w:type="dxa" w:w="3289"/>
+            <w:shd w:fill="1A1D20"/>
             <w:tcMar>
-              <w:top w:w="100" w:type="dxa"/>
-              <w:bottom w:w="100" w:type="dxa"/>
-              <w:left w:w="100" w:type="dxa"/>
-              <w:right w:w="100" w:type="dxa"/>
+              <w:top w:w="40" w:type="dxa"/>
+              <w:bottom w:w="40" w:type="dxa"/>
+              <w:left w:w="60" w:type="dxa"/>
+              <w:right w:w="60" w:type="dxa"/>
             </w:tcMar>
           </w:tcPr>
           <w:p>
+            <w:pPr>
+              <w:spacing w:after="0"/>
+            </w:pPr>
             <w:r>
               <w:rPr>
                 <w:rFonts w:ascii="PingFang TC" w:hAnsi="PingFang TC"/>
                 <w:b/>
-                <w:color w:val="FFFFFF"/>
-                <w:sz w:val="17"/>
+                <w:color w:val="D4AF37"/>
+                <w:sz w:val="16"/>
               </w:rPr>
-              <w:t>保管金融機構</w:t>
-            </w:r>
-          </w:p>
-        </w:tc>
-        <w:tc>
-          <w:tcPr>
-            <w:tcW w:type="dxa" w:w="2409"/>
-            <w:shd w:fill="2D3748"/>
-            <w:tcMar>
-              <w:top w:w="100" w:type="dxa"/>
-              <w:bottom w:w="100" w:type="dxa"/>
-              <w:left w:w="100" w:type="dxa"/>
-              <w:right w:w="100" w:type="dxa"/>
-            </w:tcMar>
-          </w:tcPr>
-          <w:p>
-            <w:r>
-              <w:rPr>
-                <w:rFonts w:ascii="PingFang TC" w:hAnsi="PingFang TC"/>
-                <w:b/>
-                <w:color w:val="FFFFFF"/>
-                <w:sz w:val="17"/>
-              </w:rPr>
-              <w:t>權屬歸屬認定</w:t>
+              <w:t>立卷憑據與官方會議決議</w:t>
             </w:r>
           </w:p>
         </w:tc>
@@ -185,89 +126,77 @@
       <w:tr>
         <w:tc>
           <w:tcPr>
-            <w:tcW w:type="dxa" w:w="2409"/>
+            <w:tcW w:type="dxa" w:w="3289"/>
             <w:shd w:fill="FFFFFF"/>
             <w:tcMar>
-              <w:top w:w="80" w:type="dxa"/>
-              <w:bottom w:w="80" w:type="dxa"/>
-              <w:left w:w="100" w:type="dxa"/>
-              <w:right w:w="100" w:type="dxa"/>
+              <w:top w:w="40" w:type="dxa"/>
+              <w:bottom w:w="40" w:type="dxa"/>
+              <w:left w:w="60" w:type="dxa"/>
+              <w:right w:w="60" w:type="dxa"/>
             </w:tcMar>
           </w:tcPr>
           <w:p>
+            <w:pPr>
+              <w:spacing w:after="0"/>
+            </w:pPr>
             <w:r>
               <w:rPr>
                 <w:rFonts w:ascii="PingFang TC" w:hAnsi="PingFang TC"/>
-                <w:color w:val="2D3748"/>
-                <w:sz w:val="17"/>
+                <w:color w:val="1A1D20"/>
+                <w:sz w:val="16"/>
               </w:rPr>
-              <w:t>A1 上境區定存</w:t>
+              <w:t>第 1 筆定存單</w:t>
             </w:r>
           </w:p>
         </w:tc>
         <w:tc>
           <w:tcPr>
-            <w:tcW w:type="dxa" w:w="2409"/>
+            <w:tcW w:type="dxa" w:w="3289"/>
             <w:shd w:fill="FFFFFF"/>
             <w:tcMar>
-              <w:top w:w="80" w:type="dxa"/>
-              <w:bottom w:w="80" w:type="dxa"/>
-              <w:left w:w="100" w:type="dxa"/>
-              <w:right w:w="100" w:type="dxa"/>
+              <w:top w:w="40" w:type="dxa"/>
+              <w:bottom w:w="40" w:type="dxa"/>
+              <w:left w:w="60" w:type="dxa"/>
+              <w:right w:w="60" w:type="dxa"/>
             </w:tcMar>
           </w:tcPr>
           <w:p>
+            <w:pPr>
+              <w:spacing w:after="0"/>
+              <w:jc w:val="right"/>
+            </w:pPr>
             <w:r>
               <w:rPr>
                 <w:rFonts w:ascii="PingFang TC" w:hAnsi="PingFang TC"/>
-                <w:color w:val="2D3748"/>
-                <w:sz w:val="17"/>
+                <w:color w:val="1A1D20"/>
+                <w:sz w:val="16"/>
               </w:rPr>
-              <w:t>$344,300 元</w:t>
+              <w:t>NT$ 2,231,820 元</w:t>
             </w:r>
           </w:p>
         </w:tc>
         <w:tc>
           <w:tcPr>
-            <w:tcW w:type="dxa" w:w="2409"/>
+            <w:tcW w:type="dxa" w:w="3289"/>
             <w:shd w:fill="FFFFFF"/>
             <w:tcMar>
-              <w:top w:w="80" w:type="dxa"/>
-              <w:bottom w:w="80" w:type="dxa"/>
-              <w:left w:w="100" w:type="dxa"/>
-              <w:right w:w="100" w:type="dxa"/>
+              <w:top w:w="40" w:type="dxa"/>
+              <w:bottom w:w="40" w:type="dxa"/>
+              <w:left w:w="60" w:type="dxa"/>
+              <w:right w:w="60" w:type="dxa"/>
             </w:tcMar>
           </w:tcPr>
           <w:p>
+            <w:pPr>
+              <w:spacing w:after="0"/>
+            </w:pPr>
             <w:r>
               <w:rPr>
                 <w:rFonts w:ascii="PingFang TC" w:hAnsi="PingFang TC"/>
-                <w:color w:val="2D3748"/>
-                <w:sz w:val="17"/>
+                <w:color w:val="1A1D20"/>
+                <w:sz w:val="16"/>
               </w:rPr>
-              <w:t>新光銀行專戶</w:t>
-            </w:r>
-          </w:p>
-        </w:tc>
-        <w:tc>
-          <w:tcPr>
-            <w:tcW w:type="dxa" w:w="2409"/>
-            <w:shd w:fill="FFFFFF"/>
-            <w:tcMar>
-              <w:top w:w="80" w:type="dxa"/>
-              <w:bottom w:w="80" w:type="dxa"/>
-              <w:left w:w="100" w:type="dxa"/>
-              <w:right w:w="100" w:type="dxa"/>
-            </w:tcMar>
-          </w:tcPr>
-          <w:p>
-            <w:r>
-              <w:rPr>
-                <w:rFonts w:ascii="PingFang TC" w:hAnsi="PingFang TC"/>
-                <w:color w:val="2D3748"/>
-                <w:sz w:val="17"/>
-              </w:rPr>
-              <w:t>屬 A1 上境區權人所有</w:t>
+              <w:t>富宇悠境專單（新光銀行沙鹿分行定存）</w:t>
             </w:r>
           </w:p>
         </w:tc>
@@ -275,45 +204,52 @@
       <w:tr>
         <w:tc>
           <w:tcPr>
-            <w:tcW w:type="dxa" w:w="2409"/>
-            <w:shd w:fill="FFFBEB"/>
+            <w:tcW w:type="dxa" w:w="3289"/>
+            <w:shd w:fill="FFFDF5"/>
             <w:tcMar>
-              <w:top w:w="80" w:type="dxa"/>
-              <w:bottom w:w="80" w:type="dxa"/>
-              <w:left w:w="100" w:type="dxa"/>
-              <w:right w:w="100" w:type="dxa"/>
+              <w:top w:w="40" w:type="dxa"/>
+              <w:bottom w:w="40" w:type="dxa"/>
+              <w:left w:w="60" w:type="dxa"/>
+              <w:right w:w="60" w:type="dxa"/>
             </w:tcMar>
           </w:tcPr>
           <w:p>
+            <w:pPr>
+              <w:spacing w:after="0"/>
+            </w:pPr>
             <w:r>
               <w:rPr>
                 <w:rFonts w:ascii="PingFang TC" w:hAnsi="PingFang TC"/>
                 <w:b/>
-                <w:color w:val="A83212"/>
-                <w:sz w:val="17"/>
+                <w:color w:val="B8860B"/>
+                <w:sz w:val="16"/>
               </w:rPr>
-              <w:t>A2 大境區定存 (本專案)</w:t>
+              <w:t>第 2 筆定存單 (A2 大境)</w:t>
             </w:r>
           </w:p>
         </w:tc>
         <w:tc>
           <w:tcPr>
-            <w:tcW w:type="dxa" w:w="2409"/>
-            <w:shd w:fill="FFFBEB"/>
+            <w:tcW w:type="dxa" w:w="3289"/>
+            <w:shd w:fill="FFFDF5"/>
             <w:tcMar>
-              <w:top w:w="80" w:type="dxa"/>
-              <w:bottom w:w="80" w:type="dxa"/>
-              <w:left w:w="100" w:type="dxa"/>
-              <w:right w:w="100" w:type="dxa"/>
+              <w:top w:w="40" w:type="dxa"/>
+              <w:bottom w:w="40" w:type="dxa"/>
+              <w:left w:w="60" w:type="dxa"/>
+              <w:right w:w="60" w:type="dxa"/>
             </w:tcMar>
           </w:tcPr>
           <w:p>
+            <w:pPr>
+              <w:spacing w:after="0"/>
+              <w:jc w:val="right"/>
+            </w:pPr>
             <w:r>
               <w:rPr>
                 <w:rFonts w:ascii="PingFang TC" w:hAnsi="PingFang TC"/>
                 <w:b/>
-                <w:color w:val="A83212"/>
-                <w:sz w:val="17"/>
+                <w:color w:val="B8860B"/>
+                <w:sz w:val="16"/>
               </w:rPr>
               <w:t>NT$ 220,231 元</w:t>
             </w:r>
@@ -321,47 +257,27 @@
         </w:tc>
         <w:tc>
           <w:tcPr>
-            <w:tcW w:type="dxa" w:w="2409"/>
-            <w:shd w:fill="FFFBEB"/>
+            <w:tcW w:type="dxa" w:w="3289"/>
+            <w:shd w:fill="FFFDF5"/>
             <w:tcMar>
-              <w:top w:w="80" w:type="dxa"/>
-              <w:bottom w:w="80" w:type="dxa"/>
-              <w:left w:w="100" w:type="dxa"/>
-              <w:right w:w="100" w:type="dxa"/>
+              <w:top w:w="40" w:type="dxa"/>
+              <w:bottom w:w="40" w:type="dxa"/>
+              <w:left w:w="60" w:type="dxa"/>
+              <w:right w:w="60" w:type="dxa"/>
             </w:tcMar>
           </w:tcPr>
           <w:p>
+            <w:pPr>
+              <w:spacing w:after="0"/>
+            </w:pPr>
             <w:r>
               <w:rPr>
                 <w:rFonts w:ascii="PingFang TC" w:hAnsi="PingFang TC"/>
                 <w:b/>
-                <w:color w:val="A83212"/>
-                <w:sz w:val="17"/>
+                <w:color w:val="B8860B"/>
+                <w:sz w:val="16"/>
               </w:rPr>
-              <w:t>新光銀行專戶 (存單2)</w:t>
-            </w:r>
-          </w:p>
-        </w:tc>
-        <w:tc>
-          <w:tcPr>
-            <w:tcW w:type="dxa" w:w="2409"/>
-            <w:shd w:fill="FFFBEB"/>
-            <w:tcMar>
-              <w:top w:w="80" w:type="dxa"/>
-              <w:bottom w:w="80" w:type="dxa"/>
-              <w:left w:w="100" w:type="dxa"/>
-              <w:right w:w="100" w:type="dxa"/>
-            </w:tcMar>
-          </w:tcPr>
-          <w:p>
-            <w:r>
-              <w:rPr>
-                <w:rFonts w:ascii="PingFang TC" w:hAnsi="PingFang TC"/>
-                <w:b/>
-                <w:color w:val="A83212"/>
-                <w:sz w:val="17"/>
-              </w:rPr>
-              <w:t>100% 屬 A2 大境 6 戶區權人所有，分割移交</w:t>
+              <w:t>富宇大境專單（115.05.06 決議獨立立卷，含孳息）</w:t>
             </w:r>
           </w:p>
         </w:tc>
@@ -369,89 +285,77 @@
       <w:tr>
         <w:tc>
           <w:tcPr>
-            <w:tcW w:type="dxa" w:w="2409"/>
+            <w:tcW w:type="dxa" w:w="3289"/>
             <w:shd w:fill="FFFFFF"/>
             <w:tcMar>
-              <w:top w:w="80" w:type="dxa"/>
-              <w:bottom w:w="80" w:type="dxa"/>
-              <w:left w:w="100" w:type="dxa"/>
-              <w:right w:w="100" w:type="dxa"/>
+              <w:top w:w="40" w:type="dxa"/>
+              <w:bottom w:w="40" w:type="dxa"/>
+              <w:left w:w="60" w:type="dxa"/>
+              <w:right w:w="60" w:type="dxa"/>
             </w:tcMar>
           </w:tcPr>
           <w:p>
+            <w:pPr>
+              <w:spacing w:after="0"/>
+            </w:pPr>
             <w:r>
               <w:rPr>
                 <w:rFonts w:ascii="PingFang TC" w:hAnsi="PingFang TC"/>
-                <w:color w:val="2D3748"/>
-                <w:sz w:val="17"/>
+                <w:color w:val="1A1D20"/>
+                <w:sz w:val="16"/>
               </w:rPr>
-              <w:t>B2 悠境區定存</w:t>
+              <w:t>第 3 筆定存單</w:t>
             </w:r>
           </w:p>
         </w:tc>
         <w:tc>
           <w:tcPr>
-            <w:tcW w:type="dxa" w:w="2409"/>
+            <w:tcW w:type="dxa" w:w="3289"/>
             <w:shd w:fill="FFFFFF"/>
             <w:tcMar>
-              <w:top w:w="80" w:type="dxa"/>
-              <w:bottom w:w="80" w:type="dxa"/>
-              <w:left w:w="100" w:type="dxa"/>
-              <w:right w:w="100" w:type="dxa"/>
+              <w:top w:w="40" w:type="dxa"/>
+              <w:bottom w:w="40" w:type="dxa"/>
+              <w:left w:w="60" w:type="dxa"/>
+              <w:right w:w="60" w:type="dxa"/>
             </w:tcMar>
           </w:tcPr>
           <w:p>
+            <w:pPr>
+              <w:spacing w:after="0"/>
+              <w:jc w:val="right"/>
+            </w:pPr>
             <w:r>
               <w:rPr>
                 <w:rFonts w:ascii="PingFang TC" w:hAnsi="PingFang TC"/>
-                <w:color w:val="2D3748"/>
-                <w:sz w:val="17"/>
+                <w:color w:val="1A1D20"/>
+                <w:sz w:val="16"/>
               </w:rPr>
-              <w:t>$918,349 元</w:t>
+              <w:t>NT$ 220,231 元</w:t>
             </w:r>
           </w:p>
         </w:tc>
         <w:tc>
           <w:tcPr>
-            <w:tcW w:type="dxa" w:w="2409"/>
+            <w:tcW w:type="dxa" w:w="3289"/>
             <w:shd w:fill="FFFFFF"/>
             <w:tcMar>
-              <w:top w:w="80" w:type="dxa"/>
-              <w:bottom w:w="80" w:type="dxa"/>
-              <w:left w:w="100" w:type="dxa"/>
-              <w:right w:w="100" w:type="dxa"/>
+              <w:top w:w="40" w:type="dxa"/>
+              <w:bottom w:w="40" w:type="dxa"/>
+              <w:left w:w="60" w:type="dxa"/>
+              <w:right w:w="60" w:type="dxa"/>
             </w:tcMar>
           </w:tcPr>
           <w:p>
+            <w:pPr>
+              <w:spacing w:after="0"/>
+            </w:pPr>
             <w:r>
               <w:rPr>
                 <w:rFonts w:ascii="PingFang TC" w:hAnsi="PingFang TC"/>
-                <w:color w:val="2D3748"/>
-                <w:sz w:val="17"/>
+                <w:color w:val="1A1D20"/>
+                <w:sz w:val="16"/>
               </w:rPr>
-              <w:t>新光銀行專戶</w:t>
-            </w:r>
-          </w:p>
-        </w:tc>
-        <w:tc>
-          <w:tcPr>
-            <w:tcW w:type="dxa" w:w="2409"/>
-            <w:shd w:fill="FFFFFF"/>
-            <w:tcMar>
-              <w:top w:w="80" w:type="dxa"/>
-              <w:bottom w:w="80" w:type="dxa"/>
-              <w:left w:w="100" w:type="dxa"/>
-              <w:right w:w="100" w:type="dxa"/>
-            </w:tcMar>
-          </w:tcPr>
-          <w:p>
-            <w:r>
-              <w:rPr>
-                <w:rFonts w:ascii="PingFang TC" w:hAnsi="PingFang TC"/>
-                <w:color w:val="2D3748"/>
-                <w:sz w:val="17"/>
-              </w:rPr>
-              <w:t>屬 B2 悠境區權人所有</w:t>
+              <w:t>富宇澄境專單（新光銀行沙鹿分行定存）</w:t>
             </w:r>
           </w:p>
         </w:tc>
@@ -459,89 +363,77 @@
       <w:tr>
         <w:tc>
           <w:tcPr>
-            <w:tcW w:type="dxa" w:w="2409"/>
-            <w:shd w:fill="F8FAFC"/>
+            <w:tcW w:type="dxa" w:w="3289"/>
+            <w:shd w:fill="FAF8F2"/>
             <w:tcMar>
-              <w:top w:w="80" w:type="dxa"/>
-              <w:bottom w:w="80" w:type="dxa"/>
-              <w:left w:w="100" w:type="dxa"/>
-              <w:right w:w="100" w:type="dxa"/>
+              <w:top w:w="40" w:type="dxa"/>
+              <w:bottom w:w="40" w:type="dxa"/>
+              <w:left w:w="60" w:type="dxa"/>
+              <w:right w:w="60" w:type="dxa"/>
             </w:tcMar>
           </w:tcPr>
           <w:p>
+            <w:pPr>
+              <w:spacing w:after="0"/>
+            </w:pPr>
             <w:r>
               <w:rPr>
                 <w:rFonts w:ascii="PingFang TC" w:hAnsi="PingFang TC"/>
-                <w:color w:val="2D3748"/>
-                <w:sz w:val="17"/>
+                <w:color w:val="1A1D20"/>
+                <w:sz w:val="16"/>
               </w:rPr>
-              <w:t>C2 澄境區定存</w:t>
+              <w:t>第 4 筆定存單</w:t>
             </w:r>
           </w:p>
         </w:tc>
         <w:tc>
           <w:tcPr>
-            <w:tcW w:type="dxa" w:w="2409"/>
-            <w:shd w:fill="F8FAFC"/>
+            <w:tcW w:type="dxa" w:w="3289"/>
+            <w:shd w:fill="FAF8F2"/>
             <w:tcMar>
-              <w:top w:w="80" w:type="dxa"/>
-              <w:bottom w:w="80" w:type="dxa"/>
-              <w:left w:w="100" w:type="dxa"/>
-              <w:right w:w="100" w:type="dxa"/>
+              <w:top w:w="40" w:type="dxa"/>
+              <w:bottom w:w="40" w:type="dxa"/>
+              <w:left w:w="60" w:type="dxa"/>
+              <w:right w:w="60" w:type="dxa"/>
             </w:tcMar>
           </w:tcPr>
           <w:p>
+            <w:pPr>
+              <w:spacing w:after="0"/>
+              <w:jc w:val="right"/>
+            </w:pPr>
             <w:r>
               <w:rPr>
                 <w:rFonts w:ascii="PingFang TC" w:hAnsi="PingFang TC"/>
-                <w:color w:val="2D3748"/>
-                <w:sz w:val="17"/>
+                <w:color w:val="1A1D20"/>
+                <w:sz w:val="16"/>
               </w:rPr>
-              <w:t>$1,189,402 元</w:t>
+              <w:t>NT$ 0 元</w:t>
             </w:r>
           </w:p>
         </w:tc>
         <w:tc>
           <w:tcPr>
-            <w:tcW w:type="dxa" w:w="2409"/>
-            <w:shd w:fill="F8FAFC"/>
+            <w:tcW w:type="dxa" w:w="3289"/>
+            <w:shd w:fill="FAF8F2"/>
             <w:tcMar>
-              <w:top w:w="80" w:type="dxa"/>
-              <w:bottom w:w="80" w:type="dxa"/>
-              <w:left w:w="100" w:type="dxa"/>
-              <w:right w:w="100" w:type="dxa"/>
+              <w:top w:w="40" w:type="dxa"/>
+              <w:bottom w:w="40" w:type="dxa"/>
+              <w:left w:w="60" w:type="dxa"/>
+              <w:right w:w="60" w:type="dxa"/>
             </w:tcMar>
           </w:tcPr>
           <w:p>
+            <w:pPr>
+              <w:spacing w:after="0"/>
+            </w:pPr>
             <w:r>
               <w:rPr>
                 <w:rFonts w:ascii="PingFang TC" w:hAnsi="PingFang TC"/>
-                <w:color w:val="2D3748"/>
-                <w:sz w:val="17"/>
+                <w:color w:val="1A1D20"/>
+                <w:sz w:val="16"/>
               </w:rPr>
-              <w:t>新光銀行專戶</w:t>
-            </w:r>
-          </w:p>
-        </w:tc>
-        <w:tc>
-          <w:tcPr>
-            <w:tcW w:type="dxa" w:w="2409"/>
-            <w:shd w:fill="F8FAFC"/>
-            <w:tcMar>
-              <w:top w:w="80" w:type="dxa"/>
-              <w:bottom w:w="80" w:type="dxa"/>
-              <w:left w:w="100" w:type="dxa"/>
-              <w:right w:w="100" w:type="dxa"/>
-            </w:tcMar>
-          </w:tcPr>
-          <w:p>
-            <w:r>
-              <w:rPr>
-                <w:rFonts w:ascii="PingFang TC" w:hAnsi="PingFang TC"/>
-                <w:color w:val="2D3748"/>
-                <w:sz w:val="17"/>
-              </w:rPr>
-              <w:t>屬 C2 澄境區權人所有</w:t>
+              <w:t>起造人基金活存轉存準備</w:t>
             </w:r>
           </w:p>
         </w:tc>
@@ -549,43 +441,50 @@
       <w:tr>
         <w:tc>
           <w:tcPr>
-            <w:tcW w:type="dxa" w:w="2409"/>
+            <w:tcW w:type="dxa" w:w="3289"/>
             <w:shd w:fill="FFFFFF"/>
             <w:tcMar>
-              <w:top w:w="80" w:type="dxa"/>
-              <w:bottom w:w="80" w:type="dxa"/>
-              <w:left w:w="100" w:type="dxa"/>
-              <w:right w:w="100" w:type="dxa"/>
+              <w:top w:w="40" w:type="dxa"/>
+              <w:bottom w:w="40" w:type="dxa"/>
+              <w:left w:w="60" w:type="dxa"/>
+              <w:right w:w="60" w:type="dxa"/>
             </w:tcMar>
           </w:tcPr>
           <w:p>
+            <w:pPr>
+              <w:spacing w:after="0"/>
+            </w:pPr>
             <w:r>
               <w:rPr>
                 <w:rFonts w:ascii="PingFang TC" w:hAnsi="PingFang TC"/>
-                <w:color w:val="2D3748"/>
-                <w:sz w:val="17"/>
+                <w:color w:val="1A1D20"/>
+                <w:sz w:val="16"/>
               </w:rPr>
-              <w:t>定存四筆總計</w:t>
+              <w:t>定存專單小計</w:t>
             </w:r>
           </w:p>
         </w:tc>
         <w:tc>
           <w:tcPr>
-            <w:tcW w:type="dxa" w:w="2409"/>
+            <w:tcW w:type="dxa" w:w="3289"/>
             <w:shd w:fill="FFFFFF"/>
             <w:tcMar>
-              <w:top w:w="80" w:type="dxa"/>
-              <w:bottom w:w="80" w:type="dxa"/>
-              <w:left w:w="100" w:type="dxa"/>
-              <w:right w:w="100" w:type="dxa"/>
+              <w:top w:w="40" w:type="dxa"/>
+              <w:bottom w:w="40" w:type="dxa"/>
+              <w:left w:w="60" w:type="dxa"/>
+              <w:right w:w="60" w:type="dxa"/>
             </w:tcMar>
           </w:tcPr>
           <w:p>
+            <w:pPr>
+              <w:spacing w:after="0"/>
+              <w:jc w:val="right"/>
+            </w:pPr>
             <w:r>
               <w:rPr>
                 <w:rFonts w:ascii="PingFang TC" w:hAnsi="PingFang TC"/>
-                <w:color w:val="2D3748"/>
-                <w:sz w:val="17"/>
+                <w:color w:val="1A1D20"/>
+                <w:sz w:val="16"/>
               </w:rPr>
               <w:t>NT$ 2,672,282 元</w:t>
             </w:r>
@@ -593,45 +492,27 @@
         </w:tc>
         <w:tc>
           <w:tcPr>
-            <w:tcW w:type="dxa" w:w="2409"/>
+            <w:tcW w:type="dxa" w:w="3289"/>
             <w:shd w:fill="FFFFFF"/>
             <w:tcMar>
-              <w:top w:w="80" w:type="dxa"/>
-              <w:bottom w:w="80" w:type="dxa"/>
-              <w:left w:w="100" w:type="dxa"/>
-              <w:right w:w="100" w:type="dxa"/>
+              <w:top w:w="40" w:type="dxa"/>
+              <w:bottom w:w="40" w:type="dxa"/>
+              <w:left w:w="60" w:type="dxa"/>
+              <w:right w:w="60" w:type="dxa"/>
             </w:tcMar>
           </w:tcPr>
           <w:p>
+            <w:pPr>
+              <w:spacing w:after="0"/>
+            </w:pPr>
             <w:r>
               <w:rPr>
                 <w:rFonts w:ascii="PingFang TC" w:hAnsi="PingFang TC"/>
-                <w:color w:val="2D3748"/>
-                <w:sz w:val="17"/>
+                <w:b/>
+                <w:color w:val="1A1D20"/>
+                <w:sz w:val="16"/>
               </w:rPr>
-              <w:t>新光銀行專戶</w:t>
-            </w:r>
-          </w:p>
-        </w:tc>
-        <w:tc>
-          <w:tcPr>
-            <w:tcW w:type="dxa" w:w="2409"/>
-            <w:shd w:fill="FFFFFF"/>
-            <w:tcMar>
-              <w:top w:w="80" w:type="dxa"/>
-              <w:bottom w:w="80" w:type="dxa"/>
-              <w:left w:w="100" w:type="dxa"/>
-              <w:right w:w="100" w:type="dxa"/>
-            </w:tcMar>
-          </w:tcPr>
-          <w:p>
-            <w:r>
-              <w:rPr>
-                <w:rFonts w:ascii="PingFang TC" w:hAnsi="PingFang TC"/>
-                <w:color w:val="2D3748"/>
-                <w:sz w:val="17"/>
-              </w:rPr>
-              <w:t>各區獨立定存存單</w:t>
+              <w:t>四筆定存專單合計總額（A2 大境佔 220,231 元）</w:t>
             </w:r>
           </w:p>
         </w:tc>
@@ -639,26 +520,36 @@
     </w:tbl>
     <w:p>
       <w:pPr>
-        <w:spacing w:before="160" w:line="312" w:lineRule="auto"/>
+        <w:spacing w:before="160" w:after="40"/>
       </w:pPr>
       <w:r>
         <w:rPr>
           <w:rFonts w:ascii="PingFang TC" w:hAnsi="PingFang TC"/>
-          <w:color w:val="2D3748"/>
-          <w:sz w:val="18"/>
+          <w:b/>
+          <w:color w:val="B8860B"/>
+          <w:sz w:val="17"/>
         </w:rPr>
-        <w:t>三、115 年 5 月 5 日起造人（富宇建設）管理基金入帳確權證明：</w:t>
+        <w:t>【會議紀錄證明摘要】</w:t>
         <w:br/>
-        <w:t>115年5月5日管理中心至富宇建設領取管理基金支票新台幣 241 萬元整入帳（即全社區 241 戶 × 每戶 1 萬元交屋預繳基金）。</w:t>
+      </w:r>
+      <w:r>
+        <w:rPr>
+          <w:rFonts w:ascii="PingFang TC" w:hAnsi="PingFang TC"/>
+          <w:color w:val="1A1D20"/>
+          <w:sz w:val="16"/>
+        </w:rPr>
+        <w:t>1. 115 年 5 月 6 日例會議題四決議：台中市政府核退之公共基金，分別辦理新光銀行定存；其中第 2 筆明確載明『A2 大境區定存，金額 NT$ 220,231 元』。</w:t>
         <w:br/>
-        <w:t>依據戶數比例，A2 大境共 6 戶，受委任保管之交屋管理基金本金為：新台幣 60,000 元整（$10,000 × 6戶），依法應於分割時全額返還大境管委會專戶。</w:t>
+        <w:t>2. 115 年 5 月 5 日財務清冊：起造人富宇建設交屋管理基金 241 萬元入帳，全社區 241 戶每戶 1 萬元，A2 大境 6 戶預繳份額為 NT$ 60,000 元整。</w:t>
+        <w:br/>
+        <w:t>3. 專款審計定性：上述專款來源清楚，基於合意分割與管理分流原則，建請大會同意於分割核准後專案撥還移交至大境公庫專戶專管專用。</w:t>
       </w:r>
     </w:p>
     <w:sectPr>
       <w:headerReference w:type="default" r:id="rId9"/>
       <w:footerReference w:type="default" r:id="rId10"/>
       <w:pgSz w:w="11906" w:h="16838"/>
-      <w:pgMar w:top="1134" w:right="1134" w:bottom="1134" w:left="1134" w:header="720" w:footer="720" w:gutter="0"/>
+      <w:pgMar w:top="794" w:right="1020" w:bottom="794" w:left="1020" w:header="720" w:footer="720" w:gutter="0"/>
       <w:cols w:space="720"/>
       <w:docGrid w:linePitch="360"/>
     </w:sectPr>
@@ -731,10 +622,10 @@
     <w:r>
       <w:rPr>
         <w:rFonts w:ascii="PingFang TC" w:hAnsi="PingFang TC"/>
-        <w:color w:val="718096"/>
-        <w:sz w:val="17"/>
-      </w:rPr>
-      <w:t>附件三：會議記錄及新光銀行A2定存財報存根 ｜ 法定附件</w:t>
+        <w:color w:val="8C8273"/>
+        <w:sz w:val="16"/>
+      </w:rPr>
+      <w:t>附件三：會議記錄及新光銀行A2定存財報存根 ｜ 專案編號：FY-SPLIT-2026-A2</w:t>
     </w:r>
   </w:p>
 </w:hdr>
